--- a/fuentes/CF1-52450388_DU.docx
+++ b/fuentes/CF1-52450388_DU.docx
@@ -513,8 +513,8 @@
         <w:br w:type="page"/>
       </w:r>
     </w:p>
-    <w:bookmarkStart w:id="0" w:name="_Toc204891493" w:displacedByCustomXml="next"/>
-    <w:bookmarkStart w:id="1" w:name="_Toc205397816" w:displacedByCustomXml="next"/>
+    <w:bookmarkStart w:id="0" w:name="_Toc205397816" w:displacedByCustomXml="next"/>
+    <w:bookmarkStart w:id="1" w:name="_Toc204891493" w:displacedByCustomXml="next"/>
     <w:sdt>
       <w:sdtPr>
         <w:rPr>
@@ -3421,7 +3421,7 @@
           <w:lang w:val="es-419" w:eastAsia="es-CO"/>
         </w:rPr>
         <w:lastRenderedPageBreak/>
-        <w:t>Indicar cuántas veces se corta el patrón:</w:t>
+        <w:t>Indicar cuántas veces se corta el patrón</w:t>
       </w:r>
     </w:p>
     <w:p>
@@ -3817,10 +3817,10 @@
           <w:lang w:val="es-419" w:eastAsia="es-CO"/>
         </w:rPr>
         <w:drawing>
-          <wp:inline distT="0" distB="0" distL="0" distR="0" wp14:anchorId="655AB5EE" wp14:editId="62DD51F2">
+          <wp:inline distT="0" distB="0" distL="0" distR="0" wp14:anchorId="655AB5EE" wp14:editId="5C554226">
             <wp:extent cx="4194274" cy="4400550"/>
             <wp:effectExtent l="0" t="0" r="0" b="0"/>
-            <wp:docPr id="686525444" name="Imagen 18" descr="Ilustra las formas básicas para el trazado de patrones. La imagen agrupa y nombra elementos esenciales como líneas (horizontales, verticales, paralelas), figuras (rectángulo, cuadrado), paralelo, ángulos rectos y varios tipos de curvas (cóncavas y convexas)."/>
+            <wp:docPr id="686525444" name="Imagen 18" descr="Se presentan las formas básicas para el trazado de patrones. La figura agrupa y nombra elementos esenciales como líneas (horizontales, verticales, paralelas), figuras (rectángulo, cuadrado), paralelo, ángulos rectos y varios tipos de curvas (cóncavas y convexas)."/>
             <wp:cNvGraphicFramePr>
               <a:graphicFrameLocks xmlns:a="http://schemas.openxmlformats.org/drawingml/2006/main" noChangeAspect="1"/>
             </wp:cNvGraphicFramePr>
@@ -3828,7 +3828,7 @@
               <a:graphicData uri="http://schemas.openxmlformats.org/drawingml/2006/picture">
                 <pic:pic xmlns:pic="http://schemas.openxmlformats.org/drawingml/2006/picture">
                   <pic:nvPicPr>
-                    <pic:cNvPr id="686525444" name="Imagen 18" descr="Ilustra las formas básicas para el trazado de patrones. La imagen agrupa y nombra elementos esenciales como líneas (horizontales, verticales, paralelas), figuras (rectángulo, cuadrado), paralelo, ángulos rectos y varios tipos de curvas (cóncavas y convexas)."/>
+                    <pic:cNvPr id="686525444" name="Imagen 18" descr="Se presentan las formas básicas para el trazado de patrones. La figura agrupa y nombra elementos esenciales como líneas (horizontales, verticales, paralelas), figuras (rectángulo, cuadrado), paralelo, ángulos rectos y varios tipos de curvas (cóncavas y convexas)."/>
                     <pic:cNvPicPr/>
                   </pic:nvPicPr>
                   <pic:blipFill>
@@ -6671,7 +6671,31 @@
           <w:lang w:val="es-419" w:eastAsia="es-CO"/>
         </w:rPr>
         <w:lastRenderedPageBreak/>
-        <w:t>Patronaje industrial masculino: toma de medidas</w:t>
+        <w:t>Patronaje industrial masculino</w:t>
+      </w:r>
+      <w:r>
+        <w:rPr>
+          <w:lang w:val="es-419" w:eastAsia="es-CO"/>
+        </w:rPr>
+        <w:t xml:space="preserve"> -</w:t>
+      </w:r>
+      <w:r>
+        <w:rPr>
+          <w:lang w:val="es-419" w:eastAsia="es-CO"/>
+        </w:rPr>
+        <w:t xml:space="preserve"> </w:t>
+      </w:r>
+      <w:r>
+        <w:rPr>
+          <w:lang w:val="es-419" w:eastAsia="es-CO"/>
+        </w:rPr>
+        <w:t>T</w:t>
+      </w:r>
+      <w:r>
+        <w:rPr>
+          <w:lang w:val="es-419" w:eastAsia="es-CO"/>
+        </w:rPr>
+        <w:t>oma de medidas</w:t>
       </w:r>
     </w:p>
     <w:p>
@@ -6679,23 +6703,14 @@
         <w:jc w:val="center"/>
       </w:pPr>
       <w:r>
-        <w:fldChar w:fldCharType="begin"/>
-      </w:r>
-      <w:r>
-        <w:instrText xml:space="preserve"> INCLUDEPICTURE "/Users/andreaardila/Library/Group Containers/UBF8T346G9.ms/WebArchiveCopyPasteTempFiles/com.microsoft.Word/9k=" \* MERGEFORMATINET </w:instrText>
-      </w:r>
-      <w:r>
-        <w:fldChar w:fldCharType="separate"/>
-      </w:r>
-      <w:r>
         <w:rPr>
           <w:noProof/>
         </w:rPr>
         <w:drawing>
-          <wp:inline distT="0" distB="0" distL="0" distR="0" wp14:anchorId="7E81B221" wp14:editId="6254D07A">
-            <wp:extent cx="4681182" cy="2633048"/>
-            <wp:effectExtent l="0" t="0" r="5715" b="0"/>
-            <wp:docPr id="428588261" name="Imagen 16">
+          <wp:inline distT="0" distB="0" distL="0" distR="0" wp14:anchorId="165913EA" wp14:editId="5F2A4F92">
+            <wp:extent cx="5394901" cy="2882900"/>
+            <wp:effectExtent l="0" t="0" r="3175" b="0"/>
+            <wp:docPr id="1672483375" name="Imagen 3">
               <a:extLst xmlns:a="http://schemas.openxmlformats.org/drawingml/2006/main">
                 <a:ext uri="{C183D7F6-B498-43B3-948B-1728B52AA6E4}">
                   <adec:decorative xmlns:adec="http://schemas.microsoft.com/office/drawing/2017/decorative" val="1"/>
@@ -6709,7 +6724,7 @@
               <a:graphicData uri="http://schemas.openxmlformats.org/drawingml/2006/picture">
                 <pic:pic xmlns:pic="http://schemas.openxmlformats.org/drawingml/2006/picture">
                   <pic:nvPicPr>
-                    <pic:cNvPr id="428588261" name="Imagen 16">
+                    <pic:cNvPr id="1672483375" name="Imagen 3">
                       <a:extLst>
                         <a:ext uri="{C183D7F6-B498-43B3-948B-1728B52AA6E4}">
                           <adec:decorative xmlns:adec="http://schemas.microsoft.com/office/drawing/2017/decorative" val="1"/>
@@ -6720,15 +6735,15 @@
                       <a:picLocks noChangeAspect="1" noChangeArrowheads="1"/>
                     </pic:cNvPicPr>
                   </pic:nvPicPr>
-                  <pic:blipFill>
-                    <a:blip r:embed="rId46" cstate="print">
+                  <pic:blipFill rotWithShape="1">
+                    <a:blip r:embed="rId46">
                       <a:extLst>
                         <a:ext uri="{28A0092B-C50C-407E-A947-70E740481C1C}">
                           <a14:useLocalDpi xmlns:a14="http://schemas.microsoft.com/office/drawing/2010/main" val="0"/>
                         </a:ext>
                       </a:extLst>
                     </a:blip>
-                    <a:srcRect/>
+                    <a:srcRect t="14166" b="14584"/>
                     <a:stretch>
                       <a:fillRect/>
                     </a:stretch>
@@ -6736,7 +6751,7 @@
                   <pic:spPr bwMode="auto">
                     <a:xfrm>
                       <a:off x="0" y="0"/>
-                      <a:ext cx="4695839" cy="2641292"/>
+                      <a:ext cx="5421247" cy="2896979"/>
                     </a:xfrm>
                     <a:prstGeom prst="rect">
                       <a:avLst/>
@@ -6745,6 +6760,11 @@
                     <a:ln>
                       <a:noFill/>
                     </a:ln>
+                    <a:extLst>
+                      <a:ext uri="{53640926-AAD7-44D8-BBD7-CCE9431645EC}">
+                        <a14:shadowObscured xmlns:a14="http://schemas.microsoft.com/office/drawing/2010/main"/>
+                      </a:ext>
+                    </a:extLst>
                   </pic:spPr>
                 </pic:pic>
               </a:graphicData>
@@ -6752,18 +6772,6 @@
           </wp:inline>
         </w:drawing>
       </w:r>
-      <w:r>
-        <w:fldChar w:fldCharType="end"/>
-      </w:r>
-    </w:p>
-    <w:p>
-      <w:pPr>
-        <w:ind w:firstLine="0"/>
-        <w:rPr>
-          <w:b/>
-          <w:bCs/>
-        </w:rPr>
-      </w:pPr>
     </w:p>
     <w:p>
       <w:pPr>
@@ -6819,7 +6827,35 @@
                 <w:b/>
                 <w:bCs/>
               </w:rPr>
-              <w:t>Patronaje industrial masculino: toma de medidas</w:t>
+              <w:t>Patronaje industrial masculino</w:t>
+            </w:r>
+            <w:r>
+              <w:rPr>
+                <w:b/>
+                <w:bCs/>
+              </w:rPr>
+              <w:t xml:space="preserve"> -</w:t>
+            </w:r>
+            <w:r>
+              <w:rPr>
+                <w:b/>
+                <w:bCs/>
+              </w:rPr>
+              <w:t xml:space="preserve"> </w:t>
+            </w:r>
+            <w:r>
+              <w:rPr>
+                <w:b/>
+                <w:bCs/>
+              </w:rPr>
+              <w:t>T</w:t>
+            </w:r>
+            <w:r>
+              <w:rPr>
+                <w:b/>
+                <w:bCs/>
+              </w:rPr>
+              <w:t>oma de medidas</w:t>
             </w:r>
           </w:p>
         </w:tc>
@@ -10295,7 +10331,7 @@
         <w:rPr>
           <w:bCs/>
         </w:rPr>
-        <w:t xml:space="preserve"> recibe este nombre la serie de operaciones que consisten en preparar al patronaje para para facilitar el proceso de corte y confección de las prendas.</w:t>
+        <w:t xml:space="preserve"> recibe este nombre la serie de operaciones que consisten en preparar al patronaje para facilitar el proceso de corte y confección de las prendas.</w:t>
       </w:r>
     </w:p>
     <w:p>
@@ -10640,9 +10676,20 @@
             <w:lang w:eastAsia="es-CO"/>
             <w14:ligatures w14:val="none"/>
           </w:rPr>
-          <w:t>http://web.archive.org/web/20180421154541/http://www.modaytecnologia.com/tallas-y-medidas-la-importancia-de-la-antropometria/</w:t>
+          <w:t>https://es.scribd.com/document/403421109/Tallas-y-Medidas-docx</w:t>
         </w:r>
       </w:hyperlink>
+      <w:r>
+        <w:rPr>
+          <w:rFonts w:eastAsia="Times New Roman" w:cstheme="minorHAnsi"/>
+          <w:kern w:val="0"/>
+          <w:szCs w:val="28"/>
+          <w:bdr w:val="none" w:sz="0" w:space="0" w:color="auto" w:frame="1"/>
+          <w:lang w:eastAsia="es-CO"/>
+          <w14:ligatures w14:val="none"/>
+        </w:rPr>
+        <w:t xml:space="preserve"> </w:t>
+      </w:r>
       <w:r>
         <w:rPr>
           <w:rFonts w:eastAsia="Times New Roman" w:cstheme="minorHAnsi"/>
@@ -15333,12 +15380,8 @@
 </file>
 
 <file path=customXml/item1.xml><?xml version="1.0" encoding="utf-8"?>
-<b:Sources xmlns:b="http://schemas.openxmlformats.org/officeDocument/2006/bibliography" xmlns="http://schemas.openxmlformats.org/officeDocument/2006/bibliography" SelectedStyle="\APASixthEditionOfficeOnline.xsl" StyleName="APA" Version="6"/>
-</file>
-
-<file path=customXml/item2.xml><?xml version="1.0" encoding="utf-8"?>
-<ct:contentTypeSchema xmlns:ct="http://schemas.microsoft.com/office/2006/metadata/contentType" xmlns:ma="http://schemas.microsoft.com/office/2006/metadata/properties/metaAttributes" ct:_="" ma:_="" ma:contentTypeName="Documento" ma:contentTypeID="0x01010049282E1EDBE9234EA9E6D38F720E265F" ma:contentTypeVersion="15" ma:contentTypeDescription="Crear nuevo documento." ma:contentTypeScope="" ma:versionID="b31c7aa9eaf043a08b87120b3c4916e3">
-  <xsd:schema xmlns:xsd="http://www.w3.org/2001/XMLSchema" xmlns:xs="http://www.w3.org/2001/XMLSchema" xmlns:p="http://schemas.microsoft.com/office/2006/metadata/properties" xmlns:ns2="cb45339b-ced9-4d0d-8f64-77573914d53b" xmlns:ns3="43a3ca16-9c26-4813-b83f-4aec9927b43f" targetNamespace="http://schemas.microsoft.com/office/2006/metadata/properties" ma:root="true" ma:fieldsID="3533d065b04d75c457075bc55f1f5315" ns2:_="" ns3:_="">
+<ct:contentTypeSchema xmlns:ct="http://schemas.microsoft.com/office/2006/metadata/contentType" xmlns:ma="http://schemas.microsoft.com/office/2006/metadata/properties/metaAttributes" ct:_="" ma:_="" ma:contentTypeName="Documento" ma:contentTypeID="0x01010049282E1EDBE9234EA9E6D38F720E265F" ma:contentTypeVersion="15" ma:contentTypeDescription="Crear nuevo documento." ma:contentTypeScope="" ma:versionID="246b9718a1b9e2bc583861675276bcbc">
+  <xsd:schema xmlns:xsd="http://www.w3.org/2001/XMLSchema" xmlns:xs="http://www.w3.org/2001/XMLSchema" xmlns:p="http://schemas.microsoft.com/office/2006/metadata/properties" xmlns:ns2="cb45339b-ced9-4d0d-8f64-77573914d53b" xmlns:ns3="43a3ca16-9c26-4813-b83f-4aec9927b43f" targetNamespace="http://schemas.microsoft.com/office/2006/metadata/properties" ma:root="true" ma:fieldsID="7377b0d4658e4b0f597d3558396b6c62" ns2:_="" ns3:_="">
     <xsd:import namespace="cb45339b-ced9-4d0d-8f64-77573914d53b"/>
     <xsd:import namespace="43a3ca16-9c26-4813-b83f-4aec9927b43f"/>
     <xsd:element name="properties">
@@ -15571,6 +15614,15 @@
 </ct:contentTypeSchema>
 </file>
 
+<file path=customXml/item2.xml><?xml version="1.0" encoding="utf-8"?>
+<?mso-contentType ?>
+<FormTemplates xmlns="http://schemas.microsoft.com/sharepoint/v3/contenttype/forms">
+  <Display>DocumentLibraryForm</Display>
+  <Edit>DocumentLibraryForm</Edit>
+  <New>DocumentLibraryForm</New>
+</FormTemplates>
+</file>
+
 <file path=customXml/item3.xml><?xml version="1.0" encoding="utf-8"?>
 <p:properties xmlns:p="http://schemas.microsoft.com/office/2006/metadata/properties" xmlns:xsi="http://www.w3.org/2001/XMLSchema-instance" xmlns:pc="http://schemas.microsoft.com/office/infopath/2007/PartnerControls">
   <documentManagement>
@@ -15583,37 +15635,17 @@
 </file>
 
 <file path=customXml/item4.xml><?xml version="1.0" encoding="utf-8"?>
-<?mso-contentType ?>
-<FormTemplates xmlns="http://schemas.microsoft.com/sharepoint/v3/contenttype/forms">
-  <Display>DocumentLibraryForm</Display>
-  <Edit>DocumentLibraryForm</Edit>
-  <New>DocumentLibraryForm</New>
-</FormTemplates>
+<b:Sources xmlns:b="http://schemas.openxmlformats.org/officeDocument/2006/bibliography" xmlns="http://schemas.openxmlformats.org/officeDocument/2006/bibliography" SelectedStyle="\APASixthEditionOfficeOnline.xsl" StyleName="APA" Version="6"/>
 </file>
 
 <file path=customXml/itemProps1.xml><?xml version="1.0" encoding="utf-8"?>
-<ds:datastoreItem xmlns:ds="http://schemas.openxmlformats.org/officeDocument/2006/customXml" ds:itemID="{A9F2CEBA-C824-4C86-81A8-E32CBD0EB92D}">
-  <ds:schemaRefs>
-    <ds:schemaRef ds:uri="http://schemas.openxmlformats.org/officeDocument/2006/bibliography"/>
-  </ds:schemaRefs>
-</ds:datastoreItem>
+<ds:datastoreItem xmlns:ds="http://schemas.openxmlformats.org/officeDocument/2006/customXml" ds:itemID="{8E0F6ECA-2E87-44CC-AF3A-5551E7730881}"/>
 </file>
 
 <file path=customXml/itemProps2.xml><?xml version="1.0" encoding="utf-8"?>
-<ds:datastoreItem xmlns:ds="http://schemas.openxmlformats.org/officeDocument/2006/customXml" ds:itemID="{0BC4A0A4-89EA-4C0C-9011-C1B351E892BC}">
+<ds:datastoreItem xmlns:ds="http://schemas.openxmlformats.org/officeDocument/2006/customXml" ds:itemID="{D00A4A46-BDBD-48AC-87B9-2BA42D9CC06F}">
   <ds:schemaRefs>
-    <ds:schemaRef ds:uri="http://schemas.microsoft.com/office/2006/metadata/contentType"/>
-    <ds:schemaRef ds:uri="http://schemas.microsoft.com/office/2006/metadata/properties/metaAttributes"/>
-    <ds:schemaRef ds:uri="http://www.w3.org/2001/XMLSchema"/>
-    <ds:schemaRef ds:uri="http://schemas.microsoft.com/office/2006/metadata/properties"/>
-    <ds:schemaRef ds:uri="cb45339b-ced9-4d0d-8f64-77573914d53b"/>
-    <ds:schemaRef ds:uri="43a3ca16-9c26-4813-b83f-4aec9927b43f"/>
-    <ds:schemaRef ds:uri="http://schemas.microsoft.com/office/2006/documentManagement/types"/>
-    <ds:schemaRef ds:uri="http://schemas.microsoft.com/office/infopath/2007/PartnerControls"/>
-    <ds:schemaRef ds:uri="http://schemas.openxmlformats.org/package/2006/metadata/core-properties"/>
-    <ds:schemaRef ds:uri="http://purl.org/dc/elements/1.1/"/>
-    <ds:schemaRef ds:uri="http://purl.org/dc/terms/"/>
-    <ds:schemaRef ds:uri="http://schemas.microsoft.com/internal/obd"/>
+    <ds:schemaRef ds:uri="http://schemas.microsoft.com/sharepoint/v3/contenttype/forms"/>
   </ds:schemaRefs>
 </ds:datastoreItem>
 </file>
@@ -15630,9 +15662,9 @@
 </file>
 
 <file path=customXml/itemProps4.xml><?xml version="1.0" encoding="utf-8"?>
-<ds:datastoreItem xmlns:ds="http://schemas.openxmlformats.org/officeDocument/2006/customXml" ds:itemID="{D00A4A46-BDBD-48AC-87B9-2BA42D9CC06F}">
+<ds:datastoreItem xmlns:ds="http://schemas.openxmlformats.org/officeDocument/2006/customXml" ds:itemID="{A9F2CEBA-C824-4C86-81A8-E32CBD0EB92D}">
   <ds:schemaRefs>
-    <ds:schemaRef ds:uri="http://schemas.microsoft.com/sharepoint/v3/contenttype/forms"/>
+    <ds:schemaRef ds:uri="http://schemas.openxmlformats.org/officeDocument/2006/bibliography"/>
   </ds:schemaRefs>
 </ds:datastoreItem>
 </file>
--- a/fuentes/CF1-52450388_DU.docx
+++ b/fuentes/CF1-52450388_DU.docx
@@ -513,8 +513,8 @@
         <w:br w:type="page"/>
       </w:r>
     </w:p>
-    <w:bookmarkStart w:id="0" w:name="_Toc205397816" w:displacedByCustomXml="next"/>
-    <w:bookmarkStart w:id="1" w:name="_Toc204891493" w:displacedByCustomXml="next"/>
+    <w:bookmarkStart w:id="0" w:name="_Toc204891493" w:displacedByCustomXml="next"/>
+    <w:bookmarkStart w:id="1" w:name="_Toc205397816" w:displacedByCustomXml="next"/>
     <w:sdt>
       <w:sdtPr>
         <w:rPr>
@@ -2164,15 +2164,7 @@
           </w:p>
           <w:p>
             <w:r>
-              <w:t xml:space="preserve">Para la elaboración de patrones se requieren materiales como pliegos de papel y cartulina. También se utilizan elementos como lápices, reglas para modistería, </w:t>
-            </w:r>
-            <w:proofErr w:type="spellStart"/>
-            <w:r>
-              <w:t>piqueteadores</w:t>
-            </w:r>
-            <w:proofErr w:type="spellEnd"/>
-            <w:r>
-              <w:t xml:space="preserve"> de moldes y carretillas o rodajas para el trazo y marcado.</w:t>
+              <w:t>Para la elaboración de patrones se requieren materiales como pliegos de papel y cartulina. También se utilizan elementos como lápices, reglas para modistería, piqueteadores de moldes y carretillas o rodajas para el trazo y marcado.</w:t>
             </w:r>
           </w:p>
           <w:p>
@@ -2547,7 +2539,6 @@
         </w:rPr>
         <w:t xml:space="preserve">La antropometría (del griego </w:t>
       </w:r>
-      <w:proofErr w:type="spellStart"/>
       <w:r>
         <w:rPr>
           <w:rStyle w:val="Extranjerismo"/>
@@ -2555,7 +2546,6 @@
         </w:rPr>
         <w:t>ánthropos</w:t>
       </w:r>
-      <w:proofErr w:type="spellEnd"/>
       <w:r>
         <w:rPr>
           <w:lang w:val="es-419" w:eastAsia="es-CO"/>
@@ -3421,7 +3411,7 @@
           <w:lang w:val="es-419" w:eastAsia="es-CO"/>
         </w:rPr>
         <w:lastRenderedPageBreak/>
-        <w:t>Indicar cuántas veces se corta el patrón</w:t>
+        <w:t>Indicar cuántas veces se corta el patrón:</w:t>
       </w:r>
     </w:p>
     <w:p>
@@ -3817,10 +3807,10 @@
           <w:lang w:val="es-419" w:eastAsia="es-CO"/>
         </w:rPr>
         <w:drawing>
-          <wp:inline distT="0" distB="0" distL="0" distR="0" wp14:anchorId="655AB5EE" wp14:editId="5C554226">
+          <wp:inline distT="0" distB="0" distL="0" distR="0" wp14:anchorId="655AB5EE" wp14:editId="62DD51F2">
             <wp:extent cx="4194274" cy="4400550"/>
             <wp:effectExtent l="0" t="0" r="0" b="0"/>
-            <wp:docPr id="686525444" name="Imagen 18" descr="Se presentan las formas básicas para el trazado de patrones. La figura agrupa y nombra elementos esenciales como líneas (horizontales, verticales, paralelas), figuras (rectángulo, cuadrado), paralelo, ángulos rectos y varios tipos de curvas (cóncavas y convexas)."/>
+            <wp:docPr id="686525444" name="Imagen 18" descr="Ilustra las formas básicas para el trazado de patrones. La imagen agrupa y nombra elementos esenciales como líneas (horizontales, verticales, paralelas), figuras (rectángulo, cuadrado), paralelo, ángulos rectos y varios tipos de curvas (cóncavas y convexas)."/>
             <wp:cNvGraphicFramePr>
               <a:graphicFrameLocks xmlns:a="http://schemas.openxmlformats.org/drawingml/2006/main" noChangeAspect="1"/>
             </wp:cNvGraphicFramePr>
@@ -3828,7 +3818,7 @@
               <a:graphicData uri="http://schemas.openxmlformats.org/drawingml/2006/picture">
                 <pic:pic xmlns:pic="http://schemas.openxmlformats.org/drawingml/2006/picture">
                   <pic:nvPicPr>
-                    <pic:cNvPr id="686525444" name="Imagen 18" descr="Se presentan las formas básicas para el trazado de patrones. La figura agrupa y nombra elementos esenciales como líneas (horizontales, verticales, paralelas), figuras (rectángulo, cuadrado), paralelo, ángulos rectos y varios tipos de curvas (cóncavas y convexas)."/>
+                    <pic:cNvPr id="686525444" name="Imagen 18" descr="Ilustra las formas básicas para el trazado de patrones. La imagen agrupa y nombra elementos esenciales como líneas (horizontales, verticales, paralelas), figuras (rectángulo, cuadrado), paralelo, ángulos rectos y varios tipos de curvas (cóncavas y convexas)."/>
                     <pic:cNvPicPr/>
                   </pic:nvPicPr>
                   <pic:blipFill>
@@ -6671,31 +6661,7 @@
           <w:lang w:val="es-419" w:eastAsia="es-CO"/>
         </w:rPr>
         <w:lastRenderedPageBreak/>
-        <w:t>Patronaje industrial masculino</w:t>
-      </w:r>
-      <w:r>
-        <w:rPr>
-          <w:lang w:val="es-419" w:eastAsia="es-CO"/>
-        </w:rPr>
-        <w:t xml:space="preserve"> -</w:t>
-      </w:r>
-      <w:r>
-        <w:rPr>
-          <w:lang w:val="es-419" w:eastAsia="es-CO"/>
-        </w:rPr>
-        <w:t xml:space="preserve"> </w:t>
-      </w:r>
-      <w:r>
-        <w:rPr>
-          <w:lang w:val="es-419" w:eastAsia="es-CO"/>
-        </w:rPr>
-        <w:t>T</w:t>
-      </w:r>
-      <w:r>
-        <w:rPr>
-          <w:lang w:val="es-419" w:eastAsia="es-CO"/>
-        </w:rPr>
-        <w:t>oma de medidas</w:t>
+        <w:t>Patronaje industrial masculino: toma de medidas</w:t>
       </w:r>
     </w:p>
     <w:p>
@@ -6703,14 +6669,23 @@
         <w:jc w:val="center"/>
       </w:pPr>
       <w:r>
+        <w:fldChar w:fldCharType="begin"/>
+      </w:r>
+      <w:r>
+        <w:instrText xml:space="preserve"> INCLUDEPICTURE "/Users/andreaardila/Library/Group Containers/UBF8T346G9.ms/WebArchiveCopyPasteTempFiles/com.microsoft.Word/9k=" \* MERGEFORMATINET </w:instrText>
+      </w:r>
+      <w:r>
+        <w:fldChar w:fldCharType="separate"/>
+      </w:r>
+      <w:r>
         <w:rPr>
           <w:noProof/>
         </w:rPr>
         <w:drawing>
-          <wp:inline distT="0" distB="0" distL="0" distR="0" wp14:anchorId="165913EA" wp14:editId="5F2A4F92">
-            <wp:extent cx="5394901" cy="2882900"/>
-            <wp:effectExtent l="0" t="0" r="3175" b="0"/>
-            <wp:docPr id="1672483375" name="Imagen 3">
+          <wp:inline distT="0" distB="0" distL="0" distR="0" wp14:anchorId="7E81B221" wp14:editId="505DB7C1">
+            <wp:extent cx="4681182" cy="2633048"/>
+            <wp:effectExtent l="0" t="0" r="5715" b="0"/>
+            <wp:docPr id="428588261" name="Imagen 16">
               <a:extLst xmlns:a="http://schemas.openxmlformats.org/drawingml/2006/main">
                 <a:ext uri="{C183D7F6-B498-43B3-948B-1728B52AA6E4}">
                   <adec:decorative xmlns:adec="http://schemas.microsoft.com/office/drawing/2017/decorative" val="1"/>
@@ -6724,7 +6699,7 @@
               <a:graphicData uri="http://schemas.openxmlformats.org/drawingml/2006/picture">
                 <pic:pic xmlns:pic="http://schemas.openxmlformats.org/drawingml/2006/picture">
                   <pic:nvPicPr>
-                    <pic:cNvPr id="1672483375" name="Imagen 3">
+                    <pic:cNvPr id="428588261" name="Imagen 16">
                       <a:extLst>
                         <a:ext uri="{C183D7F6-B498-43B3-948B-1728B52AA6E4}">
                           <adec:decorative xmlns:adec="http://schemas.microsoft.com/office/drawing/2017/decorative" val="1"/>
@@ -6735,15 +6710,15 @@
                       <a:picLocks noChangeAspect="1" noChangeArrowheads="1"/>
                     </pic:cNvPicPr>
                   </pic:nvPicPr>
-                  <pic:blipFill rotWithShape="1">
-                    <a:blip r:embed="rId46">
+                  <pic:blipFill>
+                    <a:blip r:embed="rId46" cstate="print">
                       <a:extLst>
                         <a:ext uri="{28A0092B-C50C-407E-A947-70E740481C1C}">
                           <a14:useLocalDpi xmlns:a14="http://schemas.microsoft.com/office/drawing/2010/main" val="0"/>
                         </a:ext>
                       </a:extLst>
                     </a:blip>
-                    <a:srcRect t="14166" b="14584"/>
+                    <a:srcRect/>
                     <a:stretch>
                       <a:fillRect/>
                     </a:stretch>
@@ -6751,7 +6726,7 @@
                   <pic:spPr bwMode="auto">
                     <a:xfrm>
                       <a:off x="0" y="0"/>
-                      <a:ext cx="5421247" cy="2896979"/>
+                      <a:ext cx="4695839" cy="2641292"/>
                     </a:xfrm>
                     <a:prstGeom prst="rect">
                       <a:avLst/>
@@ -6760,11 +6735,6 @@
                     <a:ln>
                       <a:noFill/>
                     </a:ln>
-                    <a:extLst>
-                      <a:ext uri="{53640926-AAD7-44D8-BBD7-CCE9431645EC}">
-                        <a14:shadowObscured xmlns:a14="http://schemas.microsoft.com/office/drawing/2010/main"/>
-                      </a:ext>
-                    </a:extLst>
                   </pic:spPr>
                 </pic:pic>
               </a:graphicData>
@@ -6772,6 +6742,18 @@
           </wp:inline>
         </w:drawing>
       </w:r>
+      <w:r>
+        <w:fldChar w:fldCharType="end"/>
+      </w:r>
+    </w:p>
+    <w:p>
+      <w:pPr>
+        <w:ind w:firstLine="0"/>
+        <w:rPr>
+          <w:b/>
+          <w:bCs/>
+        </w:rPr>
+      </w:pPr>
     </w:p>
     <w:p>
       <w:pPr>
@@ -6827,35 +6809,7 @@
                 <w:b/>
                 <w:bCs/>
               </w:rPr>
-              <w:t>Patronaje industrial masculino</w:t>
-            </w:r>
-            <w:r>
-              <w:rPr>
-                <w:b/>
-                <w:bCs/>
-              </w:rPr>
-              <w:t xml:space="preserve"> -</w:t>
-            </w:r>
-            <w:r>
-              <w:rPr>
-                <w:b/>
-                <w:bCs/>
-              </w:rPr>
-              <w:t xml:space="preserve"> </w:t>
-            </w:r>
-            <w:r>
-              <w:rPr>
-                <w:b/>
-                <w:bCs/>
-              </w:rPr>
-              <w:t>T</w:t>
-            </w:r>
-            <w:r>
-              <w:rPr>
-                <w:b/>
-                <w:bCs/>
-              </w:rPr>
-              <w:t>oma de medidas</w:t>
+              <w:t>Patronaje industrial masculino: toma de medidas</w:t>
             </w:r>
           </w:p>
         </w:tc>
@@ -10220,7 +10174,6 @@
         </w:rPr>
         <w:t xml:space="preserve"> (del griego </w:t>
       </w:r>
-      <w:proofErr w:type="spellStart"/>
       <w:r>
         <w:rPr>
           <w:rStyle w:val="Extranjerismo"/>
@@ -10228,26 +10181,11 @@
         </w:rPr>
         <w:t>ánthropos</w:t>
       </w:r>
-      <w:proofErr w:type="spellEnd"/>
-      <w:r>
-        <w:rPr>
-          <w:bCs/>
-        </w:rPr>
-        <w:t xml:space="preserve">, hombre y metro, medida; y el sufijo - </w:t>
-      </w:r>
-      <w:proofErr w:type="spellStart"/>
-      <w:r>
-        <w:rPr>
-          <w:bCs/>
-        </w:rPr>
-        <w:t>ia</w:t>
-      </w:r>
-      <w:proofErr w:type="spellEnd"/>
-      <w:r>
-        <w:rPr>
-          <w:bCs/>
-        </w:rPr>
-        <w:t>, cualidad) estudia las medidas y dimensiones de partes del cuerpo humano, ya que estas varían de un individuo a otro. Esta se clasifica en estática o estructural (estudia las medidas de cabeza, troncos y extremidades en posiciones fijas) y funcional (estudio de medidas del cuerpo mientras está en movimiento).</w:t>
+      <w:r>
+        <w:rPr>
+          <w:bCs/>
+        </w:rPr>
+        <w:t>, hombre y metro, medida; y el sufijo - ia, cualidad) estudia las medidas y dimensiones de partes del cuerpo humano, ya que estas varían de un individuo a otro. Esta se clasifica en estática o estructural (estudia las medidas de cabeza, troncos y extremidades en posiciones fijas) y funcional (estudio de medidas del cuerpo mientras está en movimiento).</w:t>
       </w:r>
     </w:p>
     <w:p>
@@ -10457,10 +10395,12 @@
           <w:lang w:eastAsia="es-CO"/>
           <w14:ligatures w14:val="none"/>
         </w:rPr>
-        <w:t xml:space="preserve">Antón, Pilar Cristóbal (2012). Escalar el patrón modelo. Editorial: Ministerio de Educación, Cultura y Deporte de España / CIDE </w:t>
-      </w:r>
-      <w:proofErr w:type="spellStart"/>
-      <w:r>
+        <w:t>Antón, Pilar Cristóbal (2012). Escalar el patrón modelo. Editorial: Ministerio de Educación, Cultura y Deporte de España / CIDE Mediascopio.</w:t>
+      </w:r>
+    </w:p>
+    <w:p>
+      <w:pPr>
+        <w:ind w:left="709" w:hanging="709"/>
         <w:rPr>
           <w:rFonts w:eastAsia="Times New Roman" w:cstheme="minorHAnsi"/>
           <w:kern w:val="0"/>
@@ -10469,9 +10409,7 @@
           <w:lang w:eastAsia="es-CO"/>
           <w14:ligatures w14:val="none"/>
         </w:rPr>
-        <w:t>Mediascopio</w:t>
-      </w:r>
-      <w:proofErr w:type="spellEnd"/>
+      </w:pPr>
       <w:r>
         <w:rPr>
           <w:rFonts w:eastAsia="Times New Roman" w:cstheme="minorHAnsi"/>
@@ -10481,7 +10419,7 @@
           <w:lang w:eastAsia="es-CO"/>
           <w14:ligatures w14:val="none"/>
         </w:rPr>
-        <w:t>.</w:t>
+        <w:t>Ayuso, José Luis. (2008). Anatomía funcional del aparato locomotor. Editorial Wanceulen.</w:t>
       </w:r>
     </w:p>
     <w:p>
@@ -10505,7 +10443,7 @@
           <w:lang w:eastAsia="es-CO"/>
           <w14:ligatures w14:val="none"/>
         </w:rPr>
-        <w:t>Ayuso, José Luis. (2008). Anatomía funcional del aparato locomotor. Editorial Wanceulen.</w:t>
+        <w:t>Camps, J. (1995). Manual Técnico de Patronaje Industrial Ropa Masculina. Medellín, Colombia: Comité Técnico de Costura 3.</w:t>
       </w:r>
     </w:p>
     <w:p>
@@ -10529,44 +10467,7 @@
           <w:lang w:eastAsia="es-CO"/>
           <w14:ligatures w14:val="none"/>
         </w:rPr>
-        <w:t>Camps, J. (1995). Manual Técnico de Patronaje Industrial Ropa Masculina. Medellín, Colombia: Comité Técnico de Costura 3.</w:t>
-      </w:r>
-    </w:p>
-    <w:p>
-      <w:pPr>
-        <w:ind w:left="709" w:hanging="709"/>
-        <w:rPr>
-          <w:rFonts w:eastAsia="Times New Roman" w:cstheme="minorHAnsi"/>
-          <w:kern w:val="0"/>
-          <w:szCs w:val="28"/>
-          <w:bdr w:val="none" w:sz="0" w:space="0" w:color="auto" w:frame="1"/>
-          <w:lang w:eastAsia="es-CO"/>
-          <w14:ligatures w14:val="none"/>
-        </w:rPr>
-      </w:pPr>
-      <w:proofErr w:type="spellStart"/>
-      <w:r>
-        <w:rPr>
-          <w:rFonts w:eastAsia="Times New Roman" w:cstheme="minorHAnsi"/>
-          <w:kern w:val="0"/>
-          <w:szCs w:val="28"/>
-          <w:bdr w:val="none" w:sz="0" w:space="0" w:color="auto" w:frame="1"/>
-          <w:lang w:eastAsia="es-CO"/>
-          <w14:ligatures w14:val="none"/>
-        </w:rPr>
-        <w:t>Chunman</w:t>
-      </w:r>
-      <w:proofErr w:type="spellEnd"/>
-      <w:r>
-        <w:rPr>
-          <w:rFonts w:eastAsia="Times New Roman" w:cstheme="minorHAnsi"/>
-          <w:kern w:val="0"/>
-          <w:szCs w:val="28"/>
-          <w:bdr w:val="none" w:sz="0" w:space="0" w:color="auto" w:frame="1"/>
-          <w:lang w:eastAsia="es-CO"/>
-          <w14:ligatures w14:val="none"/>
-        </w:rPr>
-        <w:t>, D. (2011). Patronaje. Barcelona, España: Ed Blume.</w:t>
+        <w:t>Chunman, D. (2011). Patronaje. Barcelona, España: Ed Blume.</w:t>
       </w:r>
     </w:p>
     <w:p>
@@ -10676,7 +10577,7 @@
             <w:lang w:eastAsia="es-CO"/>
             <w14:ligatures w14:val="none"/>
           </w:rPr>
-          <w:t>https://es.scribd.com/document/403421109/Tallas-y-Medidas-docx</w:t>
+          <w:t>http://web.archive.org/web/20180421154541/http://www.modaytecnologia.com/tallas-y-medidas-la-importancia-de-la-antropometria/</w:t>
         </w:r>
       </w:hyperlink>
       <w:r>
@@ -10690,7 +10591,10 @@
         </w:rPr>
         <w:t xml:space="preserve"> </w:t>
       </w:r>
-      <w:r>
+    </w:p>
+    <w:p>
+      <w:pPr>
+        <w:ind w:left="709" w:hanging="709"/>
         <w:rPr>
           <w:rFonts w:eastAsia="Times New Roman" w:cstheme="minorHAnsi"/>
           <w:kern w:val="0"/>
@@ -10699,12 +10603,8 @@
           <w:lang w:eastAsia="es-CO"/>
           <w14:ligatures w14:val="none"/>
         </w:rPr>
-        <w:t xml:space="preserve"> </w:t>
-      </w:r>
-    </w:p>
-    <w:p>
-      <w:pPr>
-        <w:ind w:left="709" w:hanging="709"/>
+      </w:pPr>
+      <w:r>
         <w:rPr>
           <w:rFonts w:eastAsia="Times New Roman" w:cstheme="minorHAnsi"/>
           <w:kern w:val="0"/>
@@ -10713,9 +10613,12 @@
           <w:lang w:eastAsia="es-CO"/>
           <w14:ligatures w14:val="none"/>
         </w:rPr>
-      </w:pPr>
-      <w:proofErr w:type="spellStart"/>
-      <w:r>
+        <w:t>Kiisel, K. (2014). Drapeados. Curso Completo pata crear Prendas sobre un Maniquí. Barcelona, España: Ed Blume.</w:t>
+      </w:r>
+    </w:p>
+    <w:p>
+      <w:pPr>
+        <w:ind w:left="709" w:hanging="709"/>
         <w:rPr>
           <w:rFonts w:eastAsia="Times New Roman" w:cstheme="minorHAnsi"/>
           <w:kern w:val="0"/>
@@ -10724,9 +10627,7 @@
           <w:lang w:eastAsia="es-CO"/>
           <w14:ligatures w14:val="none"/>
         </w:rPr>
-        <w:t>Kiisel</w:t>
-      </w:r>
-      <w:proofErr w:type="spellEnd"/>
+      </w:pPr>
       <w:r>
         <w:rPr>
           <w:rFonts w:eastAsia="Times New Roman" w:cstheme="minorHAnsi"/>
@@ -10736,7 +10637,7 @@
           <w:lang w:eastAsia="es-CO"/>
           <w14:ligatures w14:val="none"/>
         </w:rPr>
-        <w:t>, K. (2014). Drapeados. Curso Completo pata crear Prendas sobre un Maniquí. Barcelona, España: Ed Blume.</w:t>
+        <w:t>Serra, R. (1998). Método Práctico de Corte y Confección. Barcelona, España: Ed Edicomunicacion S.A.</w:t>
       </w:r>
     </w:p>
     <w:p>
@@ -10760,10 +10661,12 @@
           <w:lang w:eastAsia="es-CO"/>
           <w14:ligatures w14:val="none"/>
         </w:rPr>
-        <w:t xml:space="preserve">Serra, R. (1998). Método Práctico de Corte y Confección. Barcelona, España: Ed </w:t>
-      </w:r>
-      <w:proofErr w:type="spellStart"/>
-      <w:r>
+        <w:t>Soto, Jesús. (2009). Anatomía de superficie. Editorial Médica Panamericana.</w:t>
+      </w:r>
+    </w:p>
+    <w:p>
+      <w:pPr>
+        <w:ind w:left="709" w:hanging="709"/>
         <w:rPr>
           <w:rFonts w:eastAsia="Times New Roman" w:cstheme="minorHAnsi"/>
           <w:kern w:val="0"/>
@@ -10772,9 +10675,7 @@
           <w:lang w:eastAsia="es-CO"/>
           <w14:ligatures w14:val="none"/>
         </w:rPr>
-        <w:t>Edicomunicacion</w:t>
-      </w:r>
-      <w:proofErr w:type="spellEnd"/>
+      </w:pPr>
       <w:r>
         <w:rPr>
           <w:rFonts w:eastAsia="Times New Roman" w:cstheme="minorHAnsi"/>
@@ -10784,7 +10685,8 @@
           <w:lang w:eastAsia="es-CO"/>
           <w14:ligatures w14:val="none"/>
         </w:rPr>
-        <w:t xml:space="preserve"> S.A.</w:t>
+        <w:lastRenderedPageBreak/>
+        <w:t>Szkutnicka, B. (2010). El Dibujo Técnico de Moda Paso a Paso. Barcelona, España: Ed Gustavo Gili, SL.</w:t>
       </w:r>
     </w:p>
     <w:p>
@@ -10808,106 +10710,7 @@
           <w:lang w:eastAsia="es-CO"/>
           <w14:ligatures w14:val="none"/>
         </w:rPr>
-        <w:t>Soto, Jesús. (2009). Anatomía de superficie. Editorial Médica Panamericana.</w:t>
-      </w:r>
-    </w:p>
-    <w:p>
-      <w:pPr>
-        <w:ind w:left="709" w:hanging="709"/>
-        <w:rPr>
-          <w:rFonts w:eastAsia="Times New Roman" w:cstheme="minorHAnsi"/>
-          <w:kern w:val="0"/>
-          <w:szCs w:val="28"/>
-          <w:bdr w:val="none" w:sz="0" w:space="0" w:color="auto" w:frame="1"/>
-          <w:lang w:eastAsia="es-CO"/>
-          <w14:ligatures w14:val="none"/>
-        </w:rPr>
-      </w:pPr>
-      <w:proofErr w:type="spellStart"/>
-      <w:r>
-        <w:rPr>
-          <w:rFonts w:eastAsia="Times New Roman" w:cstheme="minorHAnsi"/>
-          <w:kern w:val="0"/>
-          <w:szCs w:val="28"/>
-          <w:bdr w:val="none" w:sz="0" w:space="0" w:color="auto" w:frame="1"/>
-          <w:lang w:eastAsia="es-CO"/>
-          <w14:ligatures w14:val="none"/>
-        </w:rPr>
-        <w:lastRenderedPageBreak/>
-        <w:t>Szkutnicka</w:t>
-      </w:r>
-      <w:proofErr w:type="spellEnd"/>
-      <w:r>
-        <w:rPr>
-          <w:rFonts w:eastAsia="Times New Roman" w:cstheme="minorHAnsi"/>
-          <w:kern w:val="0"/>
-          <w:szCs w:val="28"/>
-          <w:bdr w:val="none" w:sz="0" w:space="0" w:color="auto" w:frame="1"/>
-          <w:lang w:eastAsia="es-CO"/>
-          <w14:ligatures w14:val="none"/>
-        </w:rPr>
-        <w:t>, B. (2010). El Dibujo Técnico de Moda Paso a Paso. Barcelona, España: Ed Gustavo Gili, SL.</w:t>
-      </w:r>
-    </w:p>
-    <w:p>
-      <w:pPr>
-        <w:ind w:left="709" w:hanging="709"/>
-        <w:rPr>
-          <w:rFonts w:eastAsia="Times New Roman" w:cstheme="minorHAnsi"/>
-          <w:kern w:val="0"/>
-          <w:szCs w:val="28"/>
-          <w:bdr w:val="none" w:sz="0" w:space="0" w:color="auto" w:frame="1"/>
-          <w:lang w:eastAsia="es-CO"/>
-          <w14:ligatures w14:val="none"/>
-        </w:rPr>
-      </w:pPr>
-      <w:proofErr w:type="spellStart"/>
-      <w:r>
-        <w:rPr>
-          <w:rFonts w:eastAsia="Times New Roman" w:cstheme="minorHAnsi"/>
-          <w:kern w:val="0"/>
-          <w:szCs w:val="28"/>
-          <w:bdr w:val="none" w:sz="0" w:space="0" w:color="auto" w:frame="1"/>
-          <w:lang w:eastAsia="es-CO"/>
-          <w14:ligatures w14:val="none"/>
-        </w:rPr>
-        <w:t>Takamura</w:t>
-      </w:r>
-      <w:proofErr w:type="spellEnd"/>
-      <w:r>
-        <w:rPr>
-          <w:rFonts w:eastAsia="Times New Roman" w:cstheme="minorHAnsi"/>
-          <w:kern w:val="0"/>
-          <w:szCs w:val="28"/>
-          <w:bdr w:val="none" w:sz="0" w:space="0" w:color="auto" w:frame="1"/>
-          <w:lang w:eastAsia="es-CO"/>
-          <w14:ligatures w14:val="none"/>
-        </w:rPr>
-        <w:t xml:space="preserve">, Z. (2007). Diseño de Moda, Conceptos Básicos y Aplicaciones Prácticas de Ilustración de Moda. Barcelona, España: Ed. </w:t>
-      </w:r>
-      <w:proofErr w:type="spellStart"/>
-      <w:r>
-        <w:rPr>
-          <w:rFonts w:eastAsia="Times New Roman" w:cstheme="minorHAnsi"/>
-          <w:kern w:val="0"/>
-          <w:szCs w:val="28"/>
-          <w:bdr w:val="none" w:sz="0" w:space="0" w:color="auto" w:frame="1"/>
-          <w:lang w:eastAsia="es-CO"/>
-          <w14:ligatures w14:val="none"/>
-        </w:rPr>
-        <w:t>Promopress</w:t>
-      </w:r>
-      <w:proofErr w:type="spellEnd"/>
-      <w:r>
-        <w:rPr>
-          <w:rFonts w:eastAsia="Times New Roman" w:cstheme="minorHAnsi"/>
-          <w:kern w:val="0"/>
-          <w:szCs w:val="28"/>
-          <w:bdr w:val="none" w:sz="0" w:space="0" w:color="auto" w:frame="1"/>
-          <w:lang w:eastAsia="es-CO"/>
-          <w14:ligatures w14:val="none"/>
-        </w:rPr>
-        <w:t>.</w:t>
+        <w:t>Takamura, Z. (2007). Diseño de Moda, Conceptos Básicos y Aplicaciones Prácticas de Ilustración de Moda. Barcelona, España: Ed. Promopress.</w:t>
       </w:r>
       <w:r>
         <w:rPr>
@@ -15380,6 +15183,17 @@
 </file>
 
 <file path=customXml/item1.xml><?xml version="1.0" encoding="utf-8"?>
+<p:properties xmlns:p="http://schemas.microsoft.com/office/2006/metadata/properties" xmlns:xsi="http://www.w3.org/2001/XMLSchema-instance" xmlns:pc="http://schemas.microsoft.com/office/infopath/2007/PartnerControls">
+  <documentManagement>
+    <TaxCatchAll xmlns="cb45339b-ced9-4d0d-8f64-77573914d53b" xsi:nil="true"/>
+    <lcf76f155ced4ddcb4097134ff3c332f xmlns="43a3ca16-9c26-4813-b83f-4aec9927b43f">
+      <Terms xmlns="http://schemas.microsoft.com/office/infopath/2007/PartnerControls"/>
+    </lcf76f155ced4ddcb4097134ff3c332f>
+  </documentManagement>
+</p:properties>
+</file>
+
+<file path=customXml/item2.xml><?xml version="1.0" encoding="utf-8"?>
 <ct:contentTypeSchema xmlns:ct="http://schemas.microsoft.com/office/2006/metadata/contentType" xmlns:ma="http://schemas.microsoft.com/office/2006/metadata/properties/metaAttributes" ct:_="" ma:_="" ma:contentTypeName="Documento" ma:contentTypeID="0x01010049282E1EDBE9234EA9E6D38F720E265F" ma:contentTypeVersion="15" ma:contentTypeDescription="Crear nuevo documento." ma:contentTypeScope="" ma:versionID="246b9718a1b9e2bc583861675276bcbc">
   <xsd:schema xmlns:xsd="http://www.w3.org/2001/XMLSchema" xmlns:xs="http://www.w3.org/2001/XMLSchema" xmlns:p="http://schemas.microsoft.com/office/2006/metadata/properties" xmlns:ns2="cb45339b-ced9-4d0d-8f64-77573914d53b" xmlns:ns3="43a3ca16-9c26-4813-b83f-4aec9927b43f" targetNamespace="http://schemas.microsoft.com/office/2006/metadata/properties" ma:root="true" ma:fieldsID="7377b0d4658e4b0f597d3558396b6c62" ns2:_="" ns3:_="">
     <xsd:import namespace="cb45339b-ced9-4d0d-8f64-77573914d53b"/>
@@ -15614,7 +15428,11 @@
 </ct:contentTypeSchema>
 </file>
 
-<file path=customXml/item2.xml><?xml version="1.0" encoding="utf-8"?>
+<file path=customXml/item3.xml><?xml version="1.0" encoding="utf-8"?>
+<b:Sources xmlns:b="http://schemas.openxmlformats.org/officeDocument/2006/bibliography" xmlns="http://schemas.openxmlformats.org/officeDocument/2006/bibliography" SelectedStyle="\APASixthEditionOfficeOnline.xsl" StyleName="APA" Version="6"/>
+</file>
+
+<file path=customXml/item4.xml><?xml version="1.0" encoding="utf-8"?>
 <?mso-contentType ?>
 <FormTemplates xmlns="http://schemas.microsoft.com/sharepoint/v3/contenttype/forms">
   <Display>DocumentLibraryForm</Display>
@@ -15623,34 +15441,7 @@
 </FormTemplates>
 </file>
 
-<file path=customXml/item3.xml><?xml version="1.0" encoding="utf-8"?>
-<p:properties xmlns:p="http://schemas.microsoft.com/office/2006/metadata/properties" xmlns:xsi="http://www.w3.org/2001/XMLSchema-instance" xmlns:pc="http://schemas.microsoft.com/office/infopath/2007/PartnerControls">
-  <documentManagement>
-    <TaxCatchAll xmlns="cb45339b-ced9-4d0d-8f64-77573914d53b" xsi:nil="true"/>
-    <lcf76f155ced4ddcb4097134ff3c332f xmlns="43a3ca16-9c26-4813-b83f-4aec9927b43f">
-      <Terms xmlns="http://schemas.microsoft.com/office/infopath/2007/PartnerControls"/>
-    </lcf76f155ced4ddcb4097134ff3c332f>
-  </documentManagement>
-</p:properties>
-</file>
-
-<file path=customXml/item4.xml><?xml version="1.0" encoding="utf-8"?>
-<b:Sources xmlns:b="http://schemas.openxmlformats.org/officeDocument/2006/bibliography" xmlns="http://schemas.openxmlformats.org/officeDocument/2006/bibliography" SelectedStyle="\APASixthEditionOfficeOnline.xsl" StyleName="APA" Version="6"/>
-</file>
-
 <file path=customXml/itemProps1.xml><?xml version="1.0" encoding="utf-8"?>
-<ds:datastoreItem xmlns:ds="http://schemas.openxmlformats.org/officeDocument/2006/customXml" ds:itemID="{8E0F6ECA-2E87-44CC-AF3A-5551E7730881}"/>
-</file>
-
-<file path=customXml/itemProps2.xml><?xml version="1.0" encoding="utf-8"?>
-<ds:datastoreItem xmlns:ds="http://schemas.openxmlformats.org/officeDocument/2006/customXml" ds:itemID="{D00A4A46-BDBD-48AC-87B9-2BA42D9CC06F}">
-  <ds:schemaRefs>
-    <ds:schemaRef ds:uri="http://schemas.microsoft.com/sharepoint/v3/contenttype/forms"/>
-  </ds:schemaRefs>
-</ds:datastoreItem>
-</file>
-
-<file path=customXml/itemProps3.xml><?xml version="1.0" encoding="utf-8"?>
 <ds:datastoreItem xmlns:ds="http://schemas.openxmlformats.org/officeDocument/2006/customXml" ds:itemID="{26259216-AD86-464A-AEAD-95B1F9E17392}">
   <ds:schemaRefs>
     <ds:schemaRef ds:uri="http://schemas.microsoft.com/office/2006/metadata/properties"/>
@@ -15661,10 +15452,22 @@
 </ds:datastoreItem>
 </file>
 
-<file path=customXml/itemProps4.xml><?xml version="1.0" encoding="utf-8"?>
+<file path=customXml/itemProps2.xml><?xml version="1.0" encoding="utf-8"?>
+<ds:datastoreItem xmlns:ds="http://schemas.openxmlformats.org/officeDocument/2006/customXml" ds:itemID="{8F8998D1-FF95-4162-8B46-C70996493358}"/>
+</file>
+
+<file path=customXml/itemProps3.xml><?xml version="1.0" encoding="utf-8"?>
 <ds:datastoreItem xmlns:ds="http://schemas.openxmlformats.org/officeDocument/2006/customXml" ds:itemID="{A9F2CEBA-C824-4C86-81A8-E32CBD0EB92D}">
   <ds:schemaRefs>
     <ds:schemaRef ds:uri="http://schemas.openxmlformats.org/officeDocument/2006/bibliography"/>
   </ds:schemaRefs>
 </ds:datastoreItem>
+</file>
+
+<file path=customXml/itemProps4.xml><?xml version="1.0" encoding="utf-8"?>
+<ds:datastoreItem xmlns:ds="http://schemas.openxmlformats.org/officeDocument/2006/customXml" ds:itemID="{D00A4A46-BDBD-48AC-87B9-2BA42D9CC06F}">
+  <ds:schemaRefs>
+    <ds:schemaRef ds:uri="http://schemas.microsoft.com/sharepoint/v3/contenttype/forms"/>
+  </ds:schemaRefs>
+</ds:datastoreItem>
 </file>